--- a/documents/Akmal_Aref_FCT_Manufacturing_ATS.docx
+++ b/documents/Akmal_Aref_FCT_Manufacturing_ATS.docx
@@ -54,7 +54,7 @@
           <w:sz w:val="19"/>
           <w:szCs w:val="19"/>
         </w:rPr>
-        <w:t xml:space="preserve">akmalaref@icloud.com | +201065848683 | +201091809333 | linkedin.com/in/akmalaref | Obour city, Cairo, Egypt</w:t>
+        <w:t xml:space="preserve">akmalaref@icloud.com | +201065848683 | +201091809333 | linkedin.com/in/akmalaref | Obour city, Cairo, Egypt | Portfolio: akmalaref.dev</w:t>
       </w:r>
     </w:p>
     <w:p>
@@ -1706,7 +1706,24 @@
           <w:rFonts w:ascii="Arial" w:eastAsia="Arial" w:hAnsi="Arial" w:cs="Arial"/>
           <w:color w:val="000000"/>
         </w:rPr>
-        <w:t xml:space="preserve">Industrial Electronics Manufacturing — Benha Electronics Factory (Summer Training) (2011)</w:t>
+        <w:t>ICDL (International Computer Driving Licence) — Ministry of Communications &amp; IT, Egypt (2012)</w:t>
+      </w:r>
+    </w:p>
+    <w:p>
+      <w:pPr>
+        <w:pStyle w:val="ListParagraph"/>
+        <w:numPr>
+          <w:ilvl w:val="0"/>
+          <w:numId w:val="4"/>
+        </w:numPr>
+        <w:spacing w:before="20" w:after="20"/>
+      </w:pPr>
+      <w:r>
+        <w:rPr>
+          <w:rFonts w:ascii="Arial" w:eastAsia="Arial" w:hAnsi="Arial" w:cs="Arial"/>
+          <w:color w:val="000000"/>
+        </w:rPr>
+        <w:t xml:space="preserve">Industrial Electronics Manufacturing — Banha Company for Electronic Industries (Summer Training) (2012)</w:t>
       </w:r>
     </w:p>
     <w:p>

--- a/documents/Akmal_Aref_FCT_Manufacturing_ATS.docx
+++ b/documents/Akmal_Aref_FCT_Manufacturing_ATS.docx
@@ -1689,7 +1689,7 @@
           <w:rFonts w:ascii="Arial" w:eastAsia="Arial" w:hAnsi="Arial" w:cs="Arial"/>
           <w:color w:val="000000"/>
         </w:rPr>
-        <w:t>Schneider Electrical Distribution Systems — Egyptian Engineers Syndicate (2019)</w:t>
+        <w:t>Electrical Distribution Phase 1 (24 Hr) — Schneider Electric / Egyptian Syndicate of Engineers (Aug 2019)</w:t>
       </w:r>
     </w:p>
     <w:p>
